--- a/局域网搜索服务端/搜索服务端使用说明.docx
+++ b/局域网搜索服务端/搜索服务端使用说明.docx
@@ -5,6 +5,7 @@
     <w:p>
       <w:pPr>
         <w:rPr>
+          <w:rFonts w:hint="eastAsia"/>
           <w:b/>
           <w:bCs/>
         </w:rPr>
@@ -292,109 +293,26 @@
         </w:rPr>
       </w:pPr>
       <w:r>
-        <w:t>COMTCP_SERVER_V1.0|192.168.1.100|9000|COM2TCP_Server|2|5</w:t>
-      </w:r>
-    </w:p>
-    <w:p>
-      <w:pPr>
-        <w:rPr>
-          <w:rFonts w:hint="eastAsia"/>
-        </w:rPr>
-      </w:pPr>
-      <w:r>
-        <w:t>字段说明（以|分隔）：</w:t>
-      </w:r>
-    </w:p>
-    <w:p>
-      <w:pPr>
-        <w:numPr>
-          <w:ilvl w:val="0"/>
-          <w:numId w:val="2"/>
-        </w:numPr>
-        <w:rPr>
-          <w:rFonts w:hint="eastAsia"/>
-        </w:rPr>
-      </w:pPr>
-      <w:r>
-        <w:t>魔术字标识</w:t>
-      </w:r>
-    </w:p>
-    <w:p>
-      <w:pPr>
-        <w:numPr>
-          <w:ilvl w:val="0"/>
-          <w:numId w:val="2"/>
-        </w:numPr>
-        <w:rPr>
-          <w:rFonts w:hint="eastAsia"/>
-        </w:rPr>
-      </w:pPr>
-      <w:r>
-        <w:t>服务器IP地址</w:t>
-      </w:r>
-    </w:p>
-    <w:p>
-      <w:pPr>
-        <w:numPr>
-          <w:ilvl w:val="0"/>
-          <w:numId w:val="2"/>
-        </w:numPr>
-        <w:rPr>
-          <w:rFonts w:hint="eastAsia"/>
-        </w:rPr>
-      </w:pPr>
-      <w:r>
-        <w:t>TCP服务端口</w:t>
-      </w:r>
-    </w:p>
-    <w:p>
-      <w:pPr>
-        <w:numPr>
-          <w:ilvl w:val="0"/>
-          <w:numId w:val="2"/>
-        </w:numPr>
-        <w:rPr>
-          <w:rFonts w:hint="eastAsia"/>
-        </w:rPr>
-      </w:pPr>
-      <w:r>
-        <w:t>服务器名称</w:t>
-      </w:r>
-    </w:p>
-    <w:p>
-      <w:pPr>
-        <w:numPr>
-          <w:ilvl w:val="0"/>
-          <w:numId w:val="2"/>
-        </w:numPr>
-        <w:rPr>
-          <w:rFonts w:hint="eastAsia"/>
-        </w:rPr>
-      </w:pPr>
-      <w:r>
-        <w:t>当前客户端数量</w:t>
-      </w:r>
-    </w:p>
-    <w:p>
-      <w:pPr>
-        <w:numPr>
-          <w:ilvl w:val="0"/>
-          <w:numId w:val="2"/>
-        </w:numPr>
-        <w:rPr>
-          <w:rFonts w:hint="eastAsia"/>
-        </w:rPr>
-      </w:pPr>
-      <w:r>
-        <w:t>最大客户端数量</w:t>
-      </w:r>
-    </w:p>
-    <w:p>
-      <w:pPr>
-        <w:rPr>
-          <w:rFonts w:hint="eastAsia"/>
-        </w:rPr>
-      </w:pPr>
+        <w:t>COM2TCP_Server</w:t>
+      </w:r>
+      <w:r>
+        <w:rPr>
+          <w:rFonts w:hint="eastAsia"/>
+        </w:rPr>
+        <w:t>|</w:t>
+      </w:r>
+      <w:r>
+        <w:t>Computer</w:t>
+      </w:r>
+      <w:r>
+        <w:rPr>
+          <w:rFonts w:hint="eastAsia"/>
+        </w:rPr>
+        <w:t>Name</w:t>
+      </w:r>
+      <w:r>
+        <w:t>|192.168.1.100|9000|2|5</w:t>
+      </w:r>
     </w:p>
     <w:p>
       <w:pPr>
@@ -406,12 +324,27 @@
         <w:rPr>
           <w:noProof/>
         </w:rPr>
-        <w:lastRenderedPageBreak/>
         <w:drawing>
-          <wp:inline distT="0" distB="0" distL="0" distR="0" wp14:anchorId="78EBF2B9" wp14:editId="7B54DBC6">
-            <wp:extent cx="5274310" cy="4194175"/>
+          <wp:anchor distT="0" distB="0" distL="114300" distR="114300" simplePos="0" relativeHeight="251658240" behindDoc="1" locked="0" layoutInCell="1" allowOverlap="1" wp14:anchorId="535B8361" wp14:editId="7E37E18F">
+            <wp:simplePos x="0" y="0"/>
+            <wp:positionH relativeFrom="margin">
+              <wp:posOffset>1581785</wp:posOffset>
+            </wp:positionH>
+            <wp:positionV relativeFrom="paragraph">
+              <wp:posOffset>38735</wp:posOffset>
+            </wp:positionV>
+            <wp:extent cx="4569460" cy="2974340"/>
             <wp:effectExtent l="0" t="0" r="2540" b="0"/>
-            <wp:docPr id="305677857" name="图片 1"/>
+            <wp:wrapTight wrapText="bothSides">
+              <wp:wrapPolygon edited="0">
+                <wp:start x="0" y="0"/>
+                <wp:lineTo x="0" y="21443"/>
+                <wp:lineTo x="21522" y="21443"/>
+                <wp:lineTo x="21522" y="0"/>
+                <wp:lineTo x="0" y="0"/>
+              </wp:wrapPolygon>
+            </wp:wrapTight>
+            <wp:docPr id="1603699567" name="图片 1"/>
             <wp:cNvGraphicFramePr>
               <a:graphicFrameLocks xmlns:a="http://schemas.openxmlformats.org/drawingml/2006/main" noChangeAspect="1"/>
             </wp:cNvGraphicFramePr>
@@ -419,11 +352,17 @@
               <a:graphicData uri="http://schemas.openxmlformats.org/drawingml/2006/picture">
                 <pic:pic xmlns:pic="http://schemas.openxmlformats.org/drawingml/2006/picture">
                   <pic:nvPicPr>
-                    <pic:cNvPr id="305677857" name=""/>
+                    <pic:cNvPr id="1603699567" name=""/>
                     <pic:cNvPicPr/>
                   </pic:nvPicPr>
                   <pic:blipFill>
-                    <a:blip r:embed="rId5"/>
+                    <a:blip r:embed="rId5">
+                      <a:extLst>
+                        <a:ext uri="{28A0092B-C50C-407E-A947-70E740481C1C}">
+                          <a14:useLocalDpi xmlns:a14="http://schemas.microsoft.com/office/drawing/2010/main" val="0"/>
+                        </a:ext>
+                      </a:extLst>
+                    </a:blip>
                     <a:stretch>
                       <a:fillRect/>
                     </a:stretch>
@@ -431,7 +370,7 @@
                   <pic:spPr>
                     <a:xfrm>
                       <a:off x="0" y="0"/>
-                      <a:ext cx="5274310" cy="4194175"/>
+                      <a:ext cx="4569460" cy="2974340"/>
                     </a:xfrm>
                     <a:prstGeom prst="rect">
                       <a:avLst/>
@@ -440,44 +379,149 @@
                 </pic:pic>
               </a:graphicData>
             </a:graphic>
-          </wp:inline>
+            <wp14:sizeRelH relativeFrom="margin">
+              <wp14:pctWidth>0</wp14:pctWidth>
+            </wp14:sizeRelH>
+            <wp14:sizeRelV relativeFrom="margin">
+              <wp14:pctHeight>0</wp14:pctHeight>
+            </wp14:sizeRelV>
+          </wp:anchor>
         </w:drawing>
       </w:r>
-    </w:p>
-    <w:p>
-      <w:pPr>
-        <w:rPr>
-          <w:rFonts w:hint="eastAsia"/>
-        </w:rPr>
-      </w:pPr>
-    </w:p>
-    <w:p>
-      <w:pPr>
-        <w:rPr>
-          <w:rFonts w:hint="eastAsia"/>
-        </w:rPr>
-      </w:pPr>
-    </w:p>
-    <w:p>
-      <w:pPr>
-        <w:rPr>
-          <w:rFonts w:hint="eastAsia"/>
-        </w:rPr>
-      </w:pPr>
-    </w:p>
-    <w:p>
-      <w:pPr>
-        <w:rPr>
-          <w:rFonts w:hint="eastAsia"/>
-          <w:b/>
-          <w:bCs/>
-        </w:rPr>
-      </w:pPr>
-      <w:r>
-        <w:rPr>
-          <w:b/>
-          <w:bCs/>
-        </w:rPr>
+      <w:r>
+        <w:t>字段说明（以|分隔）：</w:t>
+      </w:r>
+    </w:p>
+    <w:p>
+      <w:pPr>
+        <w:numPr>
+          <w:ilvl w:val="0"/>
+          <w:numId w:val="2"/>
+        </w:numPr>
+      </w:pPr>
+      <w:r>
+        <w:t>服务器名称</w:t>
+      </w:r>
+    </w:p>
+    <w:p>
+      <w:pPr>
+        <w:numPr>
+          <w:ilvl w:val="0"/>
+          <w:numId w:val="2"/>
+        </w:numPr>
+        <w:rPr>
+          <w:rFonts w:hint="eastAsia"/>
+        </w:rPr>
+      </w:pPr>
+      <w:r>
+        <w:rPr>
+          <w:rFonts w:hint="eastAsia"/>
+        </w:rPr>
+        <w:t>计算机</w:t>
+      </w:r>
+      <w:r>
+        <w:t>名称</w:t>
+      </w:r>
+    </w:p>
+    <w:p>
+      <w:pPr>
+        <w:numPr>
+          <w:ilvl w:val="0"/>
+          <w:numId w:val="2"/>
+        </w:numPr>
+        <w:rPr>
+          <w:rFonts w:hint="eastAsia"/>
+        </w:rPr>
+      </w:pPr>
+      <w:r>
+        <w:t>服务器IP地址</w:t>
+      </w:r>
+    </w:p>
+    <w:p>
+      <w:pPr>
+        <w:numPr>
+          <w:ilvl w:val="0"/>
+          <w:numId w:val="2"/>
+        </w:numPr>
+        <w:rPr>
+          <w:rFonts w:hint="eastAsia"/>
+        </w:rPr>
+      </w:pPr>
+      <w:r>
+        <w:t>TCP服务端口</w:t>
+      </w:r>
+    </w:p>
+    <w:p>
+      <w:pPr>
+        <w:numPr>
+          <w:ilvl w:val="0"/>
+          <w:numId w:val="2"/>
+        </w:numPr>
+        <w:rPr>
+          <w:rFonts w:hint="eastAsia"/>
+        </w:rPr>
+      </w:pPr>
+      <w:r>
+        <w:t>当前客户端数量</w:t>
+      </w:r>
+    </w:p>
+    <w:p>
+      <w:pPr>
+        <w:numPr>
+          <w:ilvl w:val="0"/>
+          <w:numId w:val="2"/>
+        </w:numPr>
+        <w:rPr>
+          <w:rFonts w:hint="eastAsia"/>
+        </w:rPr>
+      </w:pPr>
+      <w:r>
+        <w:t>最大客户端数量</w:t>
+      </w:r>
+    </w:p>
+    <w:p>
+      <w:pPr>
+        <w:rPr>
+          <w:rFonts w:hint="eastAsia"/>
+        </w:rPr>
+      </w:pPr>
+    </w:p>
+    <w:p>
+      <w:pPr>
+        <w:rPr>
+          <w:rFonts w:hint="eastAsia"/>
+        </w:rPr>
+      </w:pPr>
+    </w:p>
+    <w:p>
+      <w:pPr>
+        <w:rPr>
+          <w:rFonts w:hint="eastAsia"/>
+        </w:rPr>
+      </w:pPr>
+    </w:p>
+    <w:p/>
+    <w:p>
+      <w:pPr>
+        <w:rPr>
+          <w:rFonts w:hint="eastAsia"/>
+        </w:rPr>
+      </w:pPr>
+    </w:p>
+    <w:p>
+      <w:pPr>
+        <w:rPr>
+          <w:rFonts w:hint="eastAsia"/>
+          <w:b/>
+          <w:bCs/>
+        </w:rPr>
+      </w:pPr>
+      <w:r>
+        <w:rPr>
+          <w:b/>
+          <w:bCs/>
+        </w:rPr>
+        <w:lastRenderedPageBreak/>
         <w:t>方法二：使用TCP连接测试</w:t>
       </w:r>
     </w:p>
@@ -635,7 +679,6 @@
           <w:b/>
           <w:bCs/>
         </w:rPr>
-        <w:lastRenderedPageBreak/>
         <w:t>UDP配置示例：</w:t>
       </w:r>
     </w:p>
@@ -875,6 +918,7 @@
           <w:b/>
           <w:bCs/>
         </w:rPr>
+        <w:lastRenderedPageBreak/>
         <w:t>常见问题解决</w:t>
       </w:r>
     </w:p>
@@ -1030,7 +1074,6 @@
           <w:b/>
           <w:bCs/>
         </w:rPr>
-        <w:lastRenderedPageBreak/>
         <w:t>自动化搜索脚本</w:t>
       </w:r>
     </w:p>
@@ -1127,7 +1170,34 @@
         </w:rPr>
       </w:pPr>
       <w:r>
-        <w:t>COMTCP_SERVER_V1.0|192.168.1.100|9001|COM2TCP_Server|1|5</w:t>
+        <w:t>COM2TCP_Server</w:t>
+      </w:r>
+      <w:r>
+        <w:rPr>
+          <w:rFonts w:hint="eastAsia"/>
+        </w:rPr>
+        <w:t>|</w:t>
+      </w:r>
+      <w:r>
+        <w:t>Computer</w:t>
+      </w:r>
+      <w:r>
+        <w:rPr>
+          <w:rFonts w:hint="eastAsia"/>
+        </w:rPr>
+        <w:t>Name</w:t>
+      </w:r>
+      <w:r>
+        <w:t>|192.168.1.100|9000|</w:t>
+      </w:r>
+      <w:r>
+        <w:rPr>
+          <w:rFonts w:hint="eastAsia"/>
+        </w:rPr>
+        <w:t>1</w:t>
+      </w:r>
+      <w:r>
+        <w:t>|5</w:t>
       </w:r>
     </w:p>
     <w:p>
@@ -1213,16 +1283,9 @@
         </w:rPr>
       </w:pPr>
     </w:p>
-    <w:p>
-      <w:pPr>
-        <w:rPr>
-          <w:rFonts w:hint="eastAsia"/>
-        </w:rPr>
-      </w:pPr>
-    </w:p>
     <w:sectPr>
       <w:pgSz w:w="11906" w:h="16838"/>
-      <w:pgMar w:top="1440" w:right="1800" w:bottom="1440" w:left="1800" w:header="851" w:footer="992" w:gutter="0"/>
+      <w:pgMar w:top="1440" w:right="1080" w:bottom="1440" w:left="1080" w:header="851" w:footer="992" w:gutter="0"/>
       <w:cols w:space="425"/>
       <w:docGrid w:type="lines" w:linePitch="312"/>
     </w:sectPr>
@@ -2411,6 +2474,7 @@
   <w:style w:type="paragraph" w:default="1" w:styleId="a">
     <w:name w:val="Normal"/>
     <w:qFormat/>
+    <w:rsid w:val="00A74686"/>
     <w:pPr>
       <w:widowControl w:val="0"/>
     </w:pPr>
@@ -2618,7 +2682,6 @@
   <w:style w:type="character" w:default="1" w:styleId="a0">
     <w:name w:val="Default Paragraph Font"/>
     <w:uiPriority w:val="1"/>
-    <w:semiHidden/>
     <w:unhideWhenUsed/>
   </w:style>
   <w:style w:type="table" w:default="1" w:styleId="a1">
